--- a/fuentes/CFA2_33110304_DU.docx
+++ b/fuentes/CFA2_33110304_DU.docx
@@ -3837,7 +3837,7 @@
             <w:noProof/>
             <w:webHidden/>
           </w:rPr>
-          <w:t>90</w:t>
+          <w:t>89</w:t>
         </w:r>
         <w:r>
           <w:rPr>
@@ -21175,62 +21175,6 @@
     </w:p>
     <w:p>
       <w:pPr>
-        <w:rPr>
-          <w:lang w:val="es-MX" w:eastAsia="es-CO"/>
-        </w:rPr>
-      </w:pPr>
-    </w:p>
-    <w:p>
-      <w:pPr>
-        <w:rPr>
-          <w:lang w:val="es-MX" w:eastAsia="es-CO"/>
-        </w:rPr>
-      </w:pPr>
-    </w:p>
-    <w:p>
-      <w:pPr>
-        <w:rPr>
-          <w:lang w:val="es-MX" w:eastAsia="es-CO"/>
-        </w:rPr>
-      </w:pPr>
-    </w:p>
-    <w:p>
-      <w:pPr>
-        <w:rPr>
-          <w:lang w:val="es-MX" w:eastAsia="es-CO"/>
-        </w:rPr>
-      </w:pPr>
-    </w:p>
-    <w:p>
-      <w:pPr>
-        <w:rPr>
-          <w:lang w:val="es-MX" w:eastAsia="es-CO"/>
-        </w:rPr>
-      </w:pPr>
-    </w:p>
-    <w:p>
-      <w:pPr>
-        <w:rPr>
-          <w:lang w:val="es-MX" w:eastAsia="es-CO"/>
-        </w:rPr>
-      </w:pPr>
-    </w:p>
-    <w:p>
-      <w:pPr>
-        <w:rPr>
-          <w:lang w:val="es-MX" w:eastAsia="es-CO"/>
-        </w:rPr>
-      </w:pPr>
-    </w:p>
-    <w:p>
-      <w:pPr>
-        <w:rPr>
-          <w:lang w:val="es-MX" w:eastAsia="es-CO"/>
-        </w:rPr>
-      </w:pPr>
-    </w:p>
-    <w:p>
-      <w:pPr>
         <w:pStyle w:val="Titulosgenerales"/>
       </w:pPr>
       <w:bookmarkStart w:id="49" w:name="_Toc176443727"/>
@@ -21276,12 +21220,14 @@
             <w:pPr>
               <w:rPr>
                 <w:b/>
+                <w:sz w:val="24"/>
                 <w:lang w:val="es-ES_tradnl" w:eastAsia="es-CO"/>
               </w:rPr>
             </w:pPr>
             <w:r>
               <w:rPr>
                 <w:b/>
+                <w:sz w:val="24"/>
                 <w:lang w:val="es-ES_tradnl" w:eastAsia="es-CO"/>
               </w:rPr>
               <w:t>Nombre</w:t>
@@ -21297,12 +21243,14 @@
             <w:pPr>
               <w:rPr>
                 <w:b/>
+                <w:sz w:val="24"/>
                 <w:lang w:val="es-ES_tradnl" w:eastAsia="es-CO"/>
               </w:rPr>
             </w:pPr>
             <w:r>
               <w:rPr>
                 <w:b/>
+                <w:sz w:val="24"/>
                 <w:lang w:val="es-ES_tradnl" w:eastAsia="es-CO"/>
               </w:rPr>
               <w:t>Cargo</w:t>
@@ -21319,12 +21267,14 @@
               <w:ind w:firstLine="0"/>
               <w:rPr>
                 <w:b/>
+                <w:sz w:val="24"/>
                 <w:lang w:val="es-ES_tradnl" w:eastAsia="es-CO"/>
               </w:rPr>
             </w:pPr>
             <w:r>
               <w:rPr>
                 <w:b/>
+                <w:sz w:val="24"/>
                 <w:lang w:val="es-ES_tradnl" w:eastAsia="es-CO"/>
               </w:rPr>
               <w:t>Centro de Formación y Regional</w:t>
@@ -21352,6 +21302,9 @@
               </w:rPr>
             </w:pPr>
             <w:r>
+              <w:rPr>
+                <w:sz w:val="24"/>
+              </w:rPr>
               <w:t>Claudia Johanna Gómez Pérez</w:t>
             </w:r>
           </w:p>
@@ -21372,8 +21325,13 @@
               </w:rPr>
             </w:pPr>
             <w:r>
-              <w:t>Responsable Ecosistema de Recursos Educativos Digitales (RED)</w:t>
-            </w:r>
+              <w:rPr>
+                <w:sz w:val="24"/>
+              </w:rPr>
+              <w:t>Profesional G06. Responsable Ecosistema de Recursos Educativos Digitales</w:t>
+            </w:r>
+            <w:bookmarkStart w:id="51" w:name="_GoBack"/>
+            <w:bookmarkEnd w:id="51"/>
           </w:p>
         </w:tc>
         <w:tc>
@@ -21392,10 +21350,11 @@
               </w:rPr>
             </w:pPr>
             <w:r>
+              <w:rPr>
+                <w:sz w:val="24"/>
+              </w:rPr>
               <w:t>Centro Agroturístico - Regional Santander</w:t>
             </w:r>
-            <w:bookmarkStart w:id="51" w:name="_GoBack"/>
-            <w:bookmarkEnd w:id="51"/>
           </w:p>
         </w:tc>
       </w:tr>
@@ -21415,14 +21374,23 @@
               </w:rPr>
             </w:pPr>
             <w:r>
+              <w:rPr>
+                <w:sz w:val="24"/>
+              </w:rPr>
               <w:t xml:space="preserve">Diana Rocío </w:t>
             </w:r>
             <w:proofErr w:type="spellStart"/>
             <w:r>
+              <w:rPr>
+                <w:sz w:val="24"/>
+              </w:rPr>
               <w:t>Possos</w:t>
             </w:r>
             <w:proofErr w:type="spellEnd"/>
             <w:r>
+              <w:rPr>
+                <w:sz w:val="24"/>
+              </w:rPr>
               <w:t xml:space="preserve"> Beltrán</w:t>
             </w:r>
           </w:p>
@@ -21442,6 +21410,9 @@
               </w:rPr>
             </w:pPr>
             <w:r>
+              <w:rPr>
+                <w:sz w:val="24"/>
+              </w:rPr>
               <w:t>Responsable de línea de producción</w:t>
             </w:r>
           </w:p>
@@ -21461,6 +21432,9 @@
               </w:rPr>
             </w:pPr>
             <w:r>
+              <w:rPr>
+                <w:sz w:val="24"/>
+              </w:rPr>
               <w:t>Centro de Comercio y Servicios - Regional Tolima</w:t>
             </w:r>
           </w:p>
@@ -21486,18 +21460,30 @@
               </w:rPr>
             </w:pPr>
             <w:r>
+              <w:rPr>
+                <w:sz w:val="24"/>
+              </w:rPr>
               <w:t xml:space="preserve">Laura </w:t>
             </w:r>
             <w:proofErr w:type="spellStart"/>
             <w:r>
+              <w:rPr>
+                <w:sz w:val="24"/>
+              </w:rPr>
               <w:t>Briguitte</w:t>
             </w:r>
             <w:proofErr w:type="spellEnd"/>
             <w:r>
+              <w:rPr>
+                <w:sz w:val="24"/>
+              </w:rPr>
               <w:t xml:space="preserve"> Perea </w:t>
             </w:r>
             <w:proofErr w:type="spellStart"/>
             <w:r>
+              <w:rPr>
+                <w:sz w:val="24"/>
+              </w:rPr>
               <w:t>Possos</w:t>
             </w:r>
             <w:proofErr w:type="spellEnd"/>
@@ -21519,6 +21505,9 @@
               </w:rPr>
             </w:pPr>
             <w:r>
+              <w:rPr>
+                <w:sz w:val="24"/>
+              </w:rPr>
               <w:t>Experta temática</w:t>
             </w:r>
           </w:p>
@@ -21539,6 +21528,9 @@
               </w:rPr>
             </w:pPr>
             <w:r>
+              <w:rPr>
+                <w:sz w:val="24"/>
+              </w:rPr>
               <w:t>Centro de Comercio y Servicios - Regional Tolima</w:t>
             </w:r>
           </w:p>
@@ -21560,6 +21552,9 @@
               </w:rPr>
             </w:pPr>
             <w:r>
+              <w:rPr>
+                <w:sz w:val="24"/>
+              </w:rPr>
               <w:t>Viviana Esperanza Herrera Quiñonez</w:t>
             </w:r>
           </w:p>
@@ -21579,6 +21574,9 @@
               </w:rPr>
             </w:pPr>
             <w:r>
+              <w:rPr>
+                <w:sz w:val="24"/>
+              </w:rPr>
               <w:t>Evaluadora instruccional</w:t>
             </w:r>
           </w:p>
@@ -21598,6 +21596,9 @@
               </w:rPr>
             </w:pPr>
             <w:r>
+              <w:rPr>
+                <w:sz w:val="24"/>
+              </w:rPr>
               <w:t>Centro de Comercio y Servicios - Regional Tolima</w:t>
             </w:r>
           </w:p>
@@ -21620,14 +21621,23 @@
               </w:rPr>
             </w:pPr>
             <w:r>
+              <w:rPr>
+                <w:sz w:val="24"/>
+              </w:rPr>
               <w:t xml:space="preserve">Oscar </w:t>
             </w:r>
             <w:proofErr w:type="spellStart"/>
             <w:r>
+              <w:rPr>
+                <w:sz w:val="24"/>
+              </w:rPr>
               <w:t>Ivan</w:t>
             </w:r>
             <w:proofErr w:type="spellEnd"/>
             <w:r>
+              <w:rPr>
+                <w:sz w:val="24"/>
+              </w:rPr>
               <w:t xml:space="preserve"> Uribe Ortiz</w:t>
             </w:r>
           </w:p>
@@ -21648,6 +21658,9 @@
               </w:rPr>
             </w:pPr>
             <w:r>
+              <w:rPr>
+                <w:sz w:val="24"/>
+              </w:rPr>
               <w:t>Diseñador de contenidos digitales</w:t>
             </w:r>
           </w:p>
@@ -21668,6 +21681,9 @@
               </w:rPr>
             </w:pPr>
             <w:r>
+              <w:rPr>
+                <w:sz w:val="24"/>
+              </w:rPr>
               <w:t>Centro de Comercio y Servicios - Regional Tolima</w:t>
             </w:r>
           </w:p>
@@ -21690,10 +21706,16 @@
             </w:pPr>
             <w:proofErr w:type="spellStart"/>
             <w:r>
+              <w:rPr>
+                <w:sz w:val="24"/>
+              </w:rPr>
               <w:t>Jose</w:t>
             </w:r>
             <w:proofErr w:type="spellEnd"/>
             <w:r>
+              <w:rPr>
+                <w:sz w:val="24"/>
+              </w:rPr>
               <w:t xml:space="preserve"> Yobani Penagos Mora</w:t>
             </w:r>
           </w:p>
@@ -21713,6 +21735,9 @@
               </w:rPr>
             </w:pPr>
             <w:r>
+              <w:rPr>
+                <w:sz w:val="24"/>
+              </w:rPr>
               <w:t>Diseñador de contenidos digitales</w:t>
             </w:r>
           </w:p>
@@ -21732,6 +21757,9 @@
               </w:rPr>
             </w:pPr>
             <w:r>
+              <w:rPr>
+                <w:sz w:val="24"/>
+              </w:rPr>
               <w:t>Centro de Comercio y Servicios - Regional Tolima</w:t>
             </w:r>
           </w:p>
@@ -21755,10 +21783,16 @@
             </w:pPr>
             <w:proofErr w:type="spellStart"/>
             <w:r>
+              <w:rPr>
+                <w:sz w:val="24"/>
+              </w:rPr>
               <w:t>Sebastian</w:t>
             </w:r>
             <w:proofErr w:type="spellEnd"/>
             <w:r>
+              <w:rPr>
+                <w:sz w:val="24"/>
+              </w:rPr>
               <w:t xml:space="preserve"> Trujillo Afanador</w:t>
             </w:r>
           </w:p>
@@ -21779,11 +21813,15 @@
               </w:rPr>
             </w:pPr>
             <w:r>
+              <w:rPr>
+                <w:sz w:val="24"/>
+              </w:rPr>
               <w:t xml:space="preserve">Desarrollador </w:t>
             </w:r>
             <w:r>
               <w:rPr>
                 <w:rStyle w:val="Extranjerismo"/>
+                <w:sz w:val="24"/>
               </w:rPr>
               <w:t>full stack</w:t>
             </w:r>
@@ -21805,6 +21843,9 @@
               </w:rPr>
             </w:pPr>
             <w:r>
+              <w:rPr>
+                <w:sz w:val="24"/>
+              </w:rPr>
               <w:t>Centro de Comercio y Servicios - Regional Tolima</w:t>
             </w:r>
           </w:p>
@@ -21826,10 +21867,16 @@
               </w:rPr>
             </w:pPr>
             <w:r>
+              <w:rPr>
+                <w:sz w:val="24"/>
+              </w:rPr>
               <w:t xml:space="preserve">Gilberto Junior Rodríguez </w:t>
             </w:r>
             <w:proofErr w:type="spellStart"/>
             <w:r>
+              <w:rPr>
+                <w:sz w:val="24"/>
+              </w:rPr>
               <w:t>Rodríguez</w:t>
             </w:r>
             <w:proofErr w:type="spellEnd"/>
@@ -21850,6 +21897,9 @@
               </w:rPr>
             </w:pPr>
             <w:r>
+              <w:rPr>
+                <w:sz w:val="24"/>
+              </w:rPr>
               <w:t>Animador y productor audiovisual</w:t>
             </w:r>
           </w:p>
@@ -21869,6 +21919,9 @@
               </w:rPr>
             </w:pPr>
             <w:r>
+              <w:rPr>
+                <w:sz w:val="24"/>
+              </w:rPr>
               <w:t>Centro de Comercio y Servicios - Regional Tolima</w:t>
             </w:r>
           </w:p>
@@ -21891,7 +21944,9 @@
               </w:rPr>
             </w:pPr>
             <w:r>
-              <w:lastRenderedPageBreak/>
+              <w:rPr>
+                <w:sz w:val="24"/>
+              </w:rPr>
               <w:t>Jorge Eduardo Rueda Peña</w:t>
             </w:r>
           </w:p>
@@ -21912,6 +21967,9 @@
               </w:rPr>
             </w:pPr>
             <w:r>
+              <w:rPr>
+                <w:sz w:val="24"/>
+              </w:rPr>
               <w:t>Evaluador de contenidos inclusivos y accesibles</w:t>
             </w:r>
           </w:p>
@@ -21932,6 +21990,9 @@
               </w:rPr>
             </w:pPr>
             <w:r>
+              <w:rPr>
+                <w:sz w:val="24"/>
+              </w:rPr>
               <w:t>Centro de Comercio y Servicios - Regional Tolima</w:t>
             </w:r>
           </w:p>
@@ -21952,6 +22013,10 @@
               </w:rPr>
             </w:pPr>
             <w:r>
+              <w:rPr>
+                <w:sz w:val="24"/>
+              </w:rPr>
+              <w:lastRenderedPageBreak/>
               <w:t>Jorge Bustos Gómez</w:t>
             </w:r>
           </w:p>
@@ -21970,6 +22035,9 @@
               </w:rPr>
             </w:pPr>
             <w:r>
+              <w:rPr>
+                <w:sz w:val="24"/>
+              </w:rPr>
               <w:t>Validador y vinculador de recursos educativos digitales</w:t>
             </w:r>
           </w:p>
@@ -21988,6 +22056,9 @@
               </w:rPr>
             </w:pPr>
             <w:r>
+              <w:rPr>
+                <w:sz w:val="24"/>
+              </w:rPr>
               <w:t>Centro de Comercio y Servicios - Regional Tolima</w:t>
             </w:r>
           </w:p>
@@ -31984,7 +32055,7 @@
 </file>
 
 <file path=customXml/itemProps1.xml><?xml version="1.0" encoding="utf-8"?>
-<ds:datastoreItem xmlns:ds="http://schemas.openxmlformats.org/officeDocument/2006/customXml" ds:itemID="{20998CBC-FBD5-471C-A7AF-52A86A75578B}">
+<ds:datastoreItem xmlns:ds="http://schemas.openxmlformats.org/officeDocument/2006/customXml" ds:itemID="{0E4A2CD6-728E-4FB4-A20B-F993543E1F33}">
   <ds:schemaRefs>
     <ds:schemaRef ds:uri="http://schemas.openxmlformats.org/officeDocument/2006/bibliography"/>
   </ds:schemaRefs>
@@ -31992,13 +32063,13 @@
 </file>
 
 <file path=customXml/itemProps2.xml><?xml version="1.0" encoding="utf-8"?>
-<ds:datastoreItem xmlns:ds="http://schemas.openxmlformats.org/officeDocument/2006/customXml" ds:itemID="{3C449326-4A84-4CFE-BA86-01D6C58A26E0}"/>
+<ds:datastoreItem xmlns:ds="http://schemas.openxmlformats.org/officeDocument/2006/customXml" ds:itemID="{824A9E21-09DE-4407-B251-3690304C7C9E}"/>
 </file>
 
 <file path=customXml/itemProps3.xml><?xml version="1.0" encoding="utf-8"?>
-<ds:datastoreItem xmlns:ds="http://schemas.openxmlformats.org/officeDocument/2006/customXml" ds:itemID="{C278DCF7-0B1B-420F-9988-3233759A11B7}"/>
+<ds:datastoreItem xmlns:ds="http://schemas.openxmlformats.org/officeDocument/2006/customXml" ds:itemID="{96C3A062-9DBF-4512-AA59-F8D635422FFE}"/>
 </file>
 
 <file path=customXml/itemProps4.xml><?xml version="1.0" encoding="utf-8"?>
-<ds:datastoreItem xmlns:ds="http://schemas.openxmlformats.org/officeDocument/2006/customXml" ds:itemID="{F14D62CB-026E-4625-8C1D-7732F5B0546D}"/>
+<ds:datastoreItem xmlns:ds="http://schemas.openxmlformats.org/officeDocument/2006/customXml" ds:itemID="{C5694902-C270-4507-84CA-D5E059C78158}"/>
 </file>
--- a/fuentes/CFA2_33110304_DU.docx
+++ b/fuentes/CFA2_33110304_DU.docx
@@ -213,7 +213,7 @@
               </wp:anchor>
             </w:drawing>
           </mc:Choice>
-          <mc:Fallback xmlns:w16cex="http://schemas.microsoft.com/office/word/2018/wordml/cex" xmlns:w16="http://schemas.microsoft.com/office/word/2018/wordml" xmlns:w16sdtdh="http://schemas.microsoft.com/office/word/2020/wordml/sdtdatahash">
+          <mc:Fallback xmlns:w16sdtdh="http://schemas.microsoft.com/office/word/2020/wordml/sdtdatahash" xmlns:w16="http://schemas.microsoft.com/office/word/2018/wordml" xmlns:w16cex="http://schemas.microsoft.com/office/word/2018/wordml/cex">
             <w:pict>
               <v:rect w14:anchorId="5C6229C9" id="Rectángulo 4" o:spid="_x0000_s1026" style="position:absolute;margin-left:-55.7pt;margin-top:29pt;width:613.85pt;height:204pt;z-index:-251659776;visibility:visible;mso-wrap-style:square;mso-width-percent:0;mso-height-percent:0;mso-wrap-distance-left:9pt;mso-wrap-distance-top:0;mso-wrap-distance-right:9pt;mso-wrap-distance-bottom:0;mso-position-horizontal:absolute;mso-position-horizontal-relative:text;mso-position-vertical:absolute;mso-position-vertical-relative:text;mso-width-percent:0;mso-height-percent:0;mso-width-relative:page;mso-height-relative:margin;v-text-anchor:middle" o:gfxdata="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" fillcolor="#00314d" stroked="f" strokeweight="1pt"/>
             </w:pict>
@@ -21328,10 +21328,8 @@
               <w:rPr>
                 <w:sz w:val="24"/>
               </w:rPr>
-              <w:t>Profesional G06. Responsable Ecosistema de Recursos Educativos Digitales</w:t>
-            </w:r>
-            <w:bookmarkStart w:id="51" w:name="_GoBack"/>
-            <w:bookmarkEnd w:id="51"/>
+              <w:t>Profesional G06. Responsable Ecosistema Virtual de Recursos Educativos Digitales</w:t>
+            </w:r>
           </w:p>
         </w:tc>
         <w:tc>
@@ -21577,7 +21575,15 @@
               <w:rPr>
                 <w:sz w:val="24"/>
               </w:rPr>
-              <w:t>Evaluadora instruccional</w:t>
+              <w:t>Evaluadora instrucci</w:t>
+            </w:r>
+            <w:bookmarkStart w:id="51" w:name="_GoBack"/>
+            <w:bookmarkEnd w:id="51"/>
+            <w:r>
+              <w:rPr>
+                <w:sz w:val="24"/>
+              </w:rPr>
+              <w:t>onal</w:t>
             </w:r>
           </w:p>
         </w:tc>
@@ -32055,7 +32061,7 @@
 </file>
 
 <file path=customXml/itemProps1.xml><?xml version="1.0" encoding="utf-8"?>
-<ds:datastoreItem xmlns:ds="http://schemas.openxmlformats.org/officeDocument/2006/customXml" ds:itemID="{0E4A2CD6-728E-4FB4-A20B-F993543E1F33}">
+<ds:datastoreItem xmlns:ds="http://schemas.openxmlformats.org/officeDocument/2006/customXml" ds:itemID="{AB0FE490-FA4D-4FDE-A06E-42CDA82701E9}">
   <ds:schemaRefs>
     <ds:schemaRef ds:uri="http://schemas.openxmlformats.org/officeDocument/2006/bibliography"/>
   </ds:schemaRefs>
@@ -32063,13 +32069,13 @@
 </file>
 
 <file path=customXml/itemProps2.xml><?xml version="1.0" encoding="utf-8"?>
-<ds:datastoreItem xmlns:ds="http://schemas.openxmlformats.org/officeDocument/2006/customXml" ds:itemID="{824A9E21-09DE-4407-B251-3690304C7C9E}"/>
+<ds:datastoreItem xmlns:ds="http://schemas.openxmlformats.org/officeDocument/2006/customXml" ds:itemID="{C45793BE-A5B2-49FC-BB74-0D03E4316555}"/>
 </file>
 
 <file path=customXml/itemProps3.xml><?xml version="1.0" encoding="utf-8"?>
-<ds:datastoreItem xmlns:ds="http://schemas.openxmlformats.org/officeDocument/2006/customXml" ds:itemID="{96C3A062-9DBF-4512-AA59-F8D635422FFE}"/>
+<ds:datastoreItem xmlns:ds="http://schemas.openxmlformats.org/officeDocument/2006/customXml" ds:itemID="{0EAC67A8-AD6C-4A6D-AB63-EEA8C58A753B}"/>
 </file>
 
 <file path=customXml/itemProps4.xml><?xml version="1.0" encoding="utf-8"?>
-<ds:datastoreItem xmlns:ds="http://schemas.openxmlformats.org/officeDocument/2006/customXml" ds:itemID="{C5694902-C270-4507-84CA-D5E059C78158}"/>
+<ds:datastoreItem xmlns:ds="http://schemas.openxmlformats.org/officeDocument/2006/customXml" ds:itemID="{AD9B8107-8A55-4469-A5C8-9CDCF964167E}"/>
 </file>